--- a/Исамутдинова У.docx
+++ b/Исамутдинова У.docx
@@ -1,6 +1,6 @@
 
 <file path=word/document.xml><?xml version="1.0" encoding="utf-8"?>
-<w:document xmlns:wpc="http://schemas.microsoft.com/office/word/2010/wordprocessingCanvas" xmlns:cx="http://schemas.microsoft.com/office/drawing/2014/chartex" xmlns:cx1="http://schemas.microsoft.com/office/drawing/2015/9/8/chartex" xmlns:cx2="http://schemas.microsoft.com/office/drawing/2015/10/21/chartex" xmlns:cx3="http://schemas.microsoft.com/office/drawing/2016/5/9/chartex" xmlns:cx4="http://schemas.microsoft.com/office/drawing/2016/5/10/chartex" xmlns:cx5="http://schemas.microsoft.com/office/drawing/2016/5/11/chartex" xmlns:cx6="http://schemas.microsoft.com/office/drawing/2016/5/12/chartex" xmlns:cx7="http://schemas.microsoft.com/office/drawing/2016/5/13/chartex" xmlns:cx8="http://schemas.microsoft.com/office/drawing/2016/5/14/chartex" xmlns:mc="http://schemas.openxmlformats.org/markup-compatibility/2006" xmlns:aink="http://schemas.microsoft.com/office/drawing/2016/ink" xmlns:am3d="http://schemas.microsoft.com/office/drawing/2017/model3d" xmlns:o="urn:schemas-microsoft-com:office:office" xmlns:r="http://schemas.openxmlformats.org/officeDocument/2006/relationships" xmlns:m="http://schemas.openxmlformats.org/officeDocument/2006/math" xmlns:v="urn:schemas-microsoft-com:vml" xmlns:wp14="http://schemas.microsoft.com/office/word/2010/wordprocessingDrawing" xmlns:wp="http://schemas.openxmlformats.org/drawingml/2006/wordprocessingDrawing" xmlns:w10="urn:schemas-microsoft-com:office:word" xmlns:w="http://schemas.openxmlformats.org/wordprocessingml/2006/main" xmlns:w14="http://schemas.microsoft.com/office/word/2010/wordml" xmlns:w15="http://schemas.microsoft.com/office/word/2012/wordml" xmlns:w16cex="http://schemas.microsoft.com/office/word/2018/wordml/cex" xmlns:w16cid="http://schemas.microsoft.com/office/word/2016/wordml/cid" xmlns:w16="http://schemas.microsoft.com/office/word/2018/wordml" xmlns:w16sdtdh="http://schemas.microsoft.com/office/word/2020/wordml/sdtdatahash" xmlns:w16se="http://schemas.microsoft.com/office/word/2015/wordml/symex" xmlns:wpg="http://schemas.microsoft.com/office/word/2010/wordprocessingGroup" xmlns:wpi="http://schemas.microsoft.com/office/word/2010/wordprocessingInk" xmlns:wne="http://schemas.microsoft.com/office/word/2006/wordml" xmlns:wps="http://schemas.microsoft.com/office/word/2010/wordprocessingShape" mc:Ignorable="w14 w15 w16se w16cid w16 w16cex w16sdtdh wp14">
+<w:document xmlns:wpc="http://schemas.microsoft.com/office/word/2010/wordprocessingCanvas" xmlns:cx="http://schemas.microsoft.com/office/drawing/2014/chartex" xmlns:cx1="http://schemas.microsoft.com/office/drawing/2015/9/8/chartex" xmlns:cx2="http://schemas.microsoft.com/office/drawing/2015/10/21/chartex" xmlns:cx3="http://schemas.microsoft.com/office/drawing/2016/5/9/chartex" xmlns:cx4="http://schemas.microsoft.com/office/drawing/2016/5/10/chartex" xmlns:cx5="http://schemas.microsoft.com/office/drawing/2016/5/11/chartex" xmlns:cx6="http://schemas.microsoft.com/office/drawing/2016/5/12/chartex" xmlns:cx7="http://schemas.microsoft.com/office/drawing/2016/5/13/chartex" xmlns:cx8="http://schemas.microsoft.com/office/drawing/2016/5/14/chartex" xmlns:mc="http://schemas.openxmlformats.org/markup-compatibility/2006" xmlns:aink="http://schemas.microsoft.com/office/drawing/2016/ink" xmlns:am3d="http://schemas.microsoft.com/office/drawing/2017/model3d" xmlns:o="urn:schemas-microsoft-com:office:office" xmlns:r="http://schemas.openxmlformats.org/officeDocument/2006/relationships" xmlns:m="http://schemas.openxmlformats.org/officeDocument/2006/math" xmlns:v="urn:schemas-microsoft-com:vml" xmlns:wp14="http://schemas.microsoft.com/office/word/2010/wordprocessingDrawing" xmlns:wp="http://schemas.openxmlformats.org/drawingml/2006/wordprocessingDrawing" xmlns:w10="urn:schemas-microsoft-com:office:word" xmlns:w="http://schemas.openxmlformats.org/wordprocessingml/2006/main" xmlns:w14="http://schemas.microsoft.com/office/word/2010/wordml" xmlns:w15="http://schemas.microsoft.com/office/word/2012/wordml" xmlns:w16cex="http://schemas.microsoft.com/office/word/2018/wordml/cex" xmlns:w16cid="http://schemas.microsoft.com/office/word/2016/wordml/cid" xmlns:w16="http://schemas.microsoft.com/office/word/2018/wordml" xmlns:w16se="http://schemas.microsoft.com/office/word/2015/wordml/symex" xmlns:wpg="http://schemas.microsoft.com/office/word/2010/wordprocessingGroup" xmlns:wpi="http://schemas.microsoft.com/office/word/2010/wordprocessingInk" xmlns:wne="http://schemas.microsoft.com/office/word/2006/wordml" xmlns:wps="http://schemas.microsoft.com/office/word/2010/wordprocessingShape" mc:Ignorable="w14 w15 w16se w16cid w16 w16cex wp14">
   <w:body>
     <w:p>
       <w:pPr>
@@ -19,16 +19,16 @@
           <w:noProof/>
         </w:rPr>
         <w:drawing>
-          <wp:anchor distT="0" distB="0" distL="114300" distR="114300" simplePos="0" relativeHeight="251657728" behindDoc="0" locked="0" layoutInCell="1" allowOverlap="1" wp14:anchorId="78C0E6D0" wp14:editId="39018669">
+          <wp:anchor distT="0" distB="0" distL="114300" distR="114300" simplePos="0" relativeHeight="251657728" behindDoc="0" locked="0" layoutInCell="1" allowOverlap="1" wp14:anchorId="78C0E6D0" wp14:editId="15078D1C">
             <wp:simplePos x="0" y="0"/>
             <wp:positionH relativeFrom="column">
-              <wp:posOffset>5343525</wp:posOffset>
+              <wp:posOffset>5410200</wp:posOffset>
             </wp:positionH>
             <wp:positionV relativeFrom="paragraph">
-              <wp:posOffset>-49530</wp:posOffset>
+              <wp:posOffset>-139700</wp:posOffset>
             </wp:positionV>
-            <wp:extent cx="1080135" cy="1458595"/>
-            <wp:effectExtent l="0" t="0" r="5715" b="8255"/>
+            <wp:extent cx="1129030" cy="1524635"/>
+            <wp:effectExtent l="0" t="0" r="0" b="0"/>
             <wp:wrapSquare wrapText="bothSides"/>
             <wp:docPr id="5" name="Рисунок 5"/>
             <wp:cNvGraphicFramePr>
@@ -58,7 +58,7 @@
                   <pic:spPr bwMode="auto">
                     <a:xfrm>
                       <a:off x="0" y="0"/>
-                      <a:ext cx="1080135" cy="1458595"/>
+                      <a:ext cx="1129030" cy="1524635"/>
                     </a:xfrm>
                     <a:prstGeom prst="rect">
                       <a:avLst/>
@@ -128,79 +128,43 @@
           <w:szCs w:val="24"/>
           <w:lang w:val="ru-RU"/>
         </w:rPr>
-        <w:t>23</w:t>
-      </w:r>
-      <w:r>
-        <w:rPr>
+        <w:t>11.03.2026</w:t>
+      </w:r>
+      <w:r>
+        <w:rPr>
+          <w:spacing w:val="1"/>
           <w:w w:val="105"/>
           <w:sz w:val="24"/>
           <w:szCs w:val="24"/>
         </w:rPr>
-        <w:t>.0</w:t>
+        <w:t xml:space="preserve"> </w:t>
       </w:r>
       <w:r>
         <w:rPr>
           <w:w w:val="105"/>
           <w:sz w:val="24"/>
           <w:szCs w:val="24"/>
-          <w:lang w:val="ru-RU"/>
-        </w:rPr>
-        <w:t>8</w:t>
-      </w:r>
-      <w:r>
-        <w:rPr>
+        </w:rPr>
+        <w:t>йилдан</w:t>
+      </w:r>
+      <w:r>
+        <w:rPr>
+          <w:spacing w:val="1"/>
           <w:w w:val="105"/>
           <w:sz w:val="24"/>
           <w:szCs w:val="24"/>
         </w:rPr>
-        <w:t>.202</w:t>
-      </w:r>
-      <w:r>
-        <w:rPr>
+        <w:t xml:space="preserve"> </w:t>
+      </w:r>
+      <w:r>
+        <w:rPr>
+          <w:spacing w:val="-10"/>
           <w:w w:val="105"/>
           <w:sz w:val="24"/>
           <w:szCs w:val="24"/>
-          <w:lang w:val="ru-RU"/>
-        </w:rPr>
-        <w:t>3</w:t>
-      </w:r>
-      <w:r>
-        <w:rPr>
-          <w:spacing w:val="1"/>
-          <w:w w:val="105"/>
-          <w:sz w:val="24"/>
-          <w:szCs w:val="24"/>
-        </w:rPr>
-        <w:t xml:space="preserve"> </w:t>
-      </w:r>
-      <w:proofErr w:type="gramStart"/>
-      <w:r>
-        <w:rPr>
-          <w:w w:val="105"/>
-          <w:sz w:val="24"/>
-          <w:szCs w:val="24"/>
-        </w:rPr>
-        <w:t>йилдан</w:t>
-      </w:r>
-      <w:r>
-        <w:rPr>
-          <w:spacing w:val="1"/>
-          <w:w w:val="105"/>
-          <w:sz w:val="24"/>
-          <w:szCs w:val="24"/>
-        </w:rPr>
-        <w:t xml:space="preserve"> </w:t>
-      </w:r>
-      <w:r>
-        <w:rPr>
-          <w:spacing w:val="-10"/>
-          <w:w w:val="105"/>
-          <w:sz w:val="24"/>
-          <w:szCs w:val="24"/>
         </w:rPr>
         <w:t>:</w:t>
       </w:r>
-      <w:proofErr w:type="gramEnd"/>
     </w:p>
     <w:p>
       <w:pPr>
@@ -342,7 +306,7 @@
         <w:ind w:left="173"/>
         <w:rPr>
           <w:b/>
-          <w:lang w:val="en-US"/>
+          <w:lang w:val="ru-RU"/>
         </w:rPr>
       </w:pPr>
       <w:r>
@@ -685,6 +649,14 @@
         </w:rPr>
         <w:t>2016 й. Тошкент банк ҳисоб-кредит коллежи,</w:t>
       </w:r>
+    </w:p>
+    <w:p>
+      <w:pPr>
+        <w:rPr>
+          <w:spacing w:val="-2"/>
+          <w:w w:val="105"/>
+        </w:rPr>
+      </w:pPr>
     </w:p>
     <w:p>
       <w:pPr>
@@ -1382,7 +1354,43 @@
                 <w:szCs w:val="24"/>
                 <w:lang w:val="en-US"/>
               </w:rPr>
-              <w:t xml:space="preserve">-04.2018 </w:t>
+              <w:t>-</w:t>
+            </w:r>
+            <w:r>
+              <w:rPr>
+                <w:rFonts w:ascii="Times New Roman" w:hAnsi="Times New Roman"/>
+                <w:sz w:val="24"/>
+                <w:szCs w:val="24"/>
+                <w:lang w:val="uz-Cyrl-UZ"/>
+              </w:rPr>
+              <w:t>10</w:t>
+            </w:r>
+            <w:r>
+              <w:rPr>
+                <w:rFonts w:ascii="Times New Roman" w:hAnsi="Times New Roman"/>
+                <w:sz w:val="24"/>
+                <w:szCs w:val="24"/>
+                <w:lang w:val="en-US"/>
+              </w:rPr>
+              <w:t>.20</w:t>
+            </w:r>
+            <w:r>
+              <w:rPr>
+                <w:rFonts w:ascii="Times New Roman" w:hAnsi="Times New Roman"/>
+                <w:sz w:val="24"/>
+                <w:szCs w:val="24"/>
+                <w:lang w:val="uz-Cyrl-UZ"/>
+              </w:rPr>
+              <w:t>20</w:t>
+            </w:r>
+            <w:r>
+              <w:rPr>
+                <w:rFonts w:ascii="Times New Roman" w:hAnsi="Times New Roman"/>
+                <w:sz w:val="24"/>
+                <w:szCs w:val="24"/>
+                <w:lang w:val="en-US"/>
+              </w:rPr>
+              <w:t xml:space="preserve"> </w:t>
             </w:r>
             <w:r>
               <w:rPr>
@@ -1453,27 +1461,6 @@
                 <w:lang w:val="uz-Cyrl-UZ"/>
               </w:rPr>
             </w:pPr>
-            <w:r>
-              <w:rPr>
-                <w:rFonts w:ascii="Times New Roman" w:hAnsi="Times New Roman"/>
-                <w:sz w:val="24"/>
-                <w:szCs w:val="24"/>
-                <w:lang w:val="uz-Cyrl-UZ"/>
-              </w:rPr>
-              <w:t>04.2018-10.2020 йй.-</w:t>
-            </w:r>
-          </w:p>
-          <w:p>
-            <w:pPr>
-              <w:spacing w:after="40"/>
-              <w:jc w:val="both"/>
-              <w:rPr>
-                <w:rFonts w:ascii="Times New Roman" w:hAnsi="Times New Roman"/>
-                <w:sz w:val="24"/>
-                <w:szCs w:val="24"/>
-                <w:lang w:val="uz-Cyrl-UZ"/>
-              </w:rPr>
-            </w:pPr>
           </w:p>
           <w:p>
             <w:pPr>
@@ -1512,15 +1499,6 @@
                 <w:lang w:val="uz-Cyrl-UZ"/>
               </w:rPr>
             </w:pPr>
-            <w:r>
-              <w:rPr>
-                <w:rFonts w:ascii="Times New Roman" w:hAnsi="Times New Roman"/>
-                <w:sz w:val="24"/>
-                <w:szCs w:val="24"/>
-                <w:lang w:val="uz-Cyrl-UZ"/>
-              </w:rPr>
-              <w:t>-“Ипотека-банк” акциядорлик тижорат ипотека банки Тошкент шаҳар Чилонзор филиали Раҳбарият қошида раҳбар котибаси</w:t>
-            </w:r>
           </w:p>
           <w:p>
             <w:pPr>
@@ -1533,6 +1511,15 @@
                 <w:lang w:val="uz-Cyrl-UZ"/>
               </w:rPr>
             </w:pPr>
+            <w:r>
+              <w:rPr>
+                <w:rFonts w:ascii="Times New Roman" w:hAnsi="Times New Roman"/>
+                <w:sz w:val="24"/>
+                <w:szCs w:val="24"/>
+                <w:lang w:val="uz-Cyrl-UZ"/>
+              </w:rPr>
+              <w:t>-“Ипотека-банк” акциядорлик тижорат ипотека банки Тошкент шаҳар Чилонзор филиали Бэк офис Пул муомаласи ва касса амалиётлари бўлими вақтинчалик кассири (бола парваришлаш таътили давридаги асосий ходим ўрни)</w:t>
+            </w:r>
           </w:p>
           <w:p>
             <w:pPr>
@@ -1552,41 +1539,8 @@
                 <w:szCs w:val="24"/>
                 <w:lang w:val="uz-Cyrl-UZ"/>
               </w:rPr>
-              <w:t>-“Ипотека-банк” акциядорлик тижорат ипотека банки Тошкент шаҳар Чилонзор филиали Бэк офис Пул муомаласи ва касса амалиётлари бўлими вақтинчалик кассири (бола парваришлаш таътили давридаги асосий ходим ўрни)</w:t>
-            </w:r>
-          </w:p>
-          <w:p>
-            <w:pPr>
-              <w:spacing w:after="40"/>
-              <w:jc w:val="both"/>
-              <w:rPr>
-                <w:rFonts w:ascii="Times New Roman" w:hAnsi="Times New Roman"/>
-                <w:sz w:val="24"/>
-                <w:szCs w:val="24"/>
-                <w:lang w:val="uz-Cyrl-UZ"/>
-              </w:rPr>
-            </w:pPr>
-            <w:r>
-              <w:rPr>
-                <w:rFonts w:ascii="Times New Roman" w:hAnsi="Times New Roman"/>
-                <w:sz w:val="24"/>
-                <w:szCs w:val="24"/>
-                <w:lang w:val="uz-Cyrl-UZ"/>
-              </w:rPr>
-              <w:t>-“Ипотека-банк” акциядорлик тижорат ипотека банки Тошкент шаҳар Чилонзор филиали Бэк офис мониторинг булими мутахассиси.</w:t>
-            </w:r>
-          </w:p>
-          <w:p>
-            <w:pPr>
-              <w:spacing w:after="40"/>
-              <w:jc w:val="both"/>
-              <w:rPr>
-                <w:rFonts w:ascii="Times New Roman" w:hAnsi="Times New Roman"/>
-                <w:sz w:val="24"/>
-                <w:szCs w:val="24"/>
-                <w:lang w:val="uz-Cyrl-UZ"/>
-              </w:rPr>
-            </w:pPr>
+              <w:t xml:space="preserve"> </w:t>
+            </w:r>
           </w:p>
         </w:tc>
       </w:tr>
@@ -1705,7 +1659,6 @@
                 <w:szCs w:val="24"/>
                 <w:lang w:val="uz-Cyrl-UZ"/>
               </w:rPr>
-              <w:lastRenderedPageBreak/>
               <w:t xml:space="preserve">09.2021- </w:t>
             </w:r>
             <w:r>
@@ -1826,7 +1779,25 @@
                 <w:szCs w:val="24"/>
                 <w:lang w:val="en-US"/>
               </w:rPr>
-              <w:t>08.2023</w:t>
+              <w:t>0</w:t>
+            </w:r>
+            <w:r>
+              <w:rPr>
+                <w:rFonts w:ascii="Times New Roman" w:hAnsi="Times New Roman"/>
+                <w:sz w:val="24"/>
+                <w:szCs w:val="24"/>
+                <w:lang w:val="en-US"/>
+              </w:rPr>
+              <w:t>6</w:t>
+            </w:r>
+            <w:r>
+              <w:rPr>
+                <w:rFonts w:ascii="Times New Roman" w:hAnsi="Times New Roman"/>
+                <w:sz w:val="24"/>
+                <w:szCs w:val="24"/>
+                <w:lang w:val="en-US"/>
+              </w:rPr>
+              <w:t>.2023</w:t>
             </w:r>
             <w:r>
               <w:rPr>
@@ -1870,9 +1841,18 @@
                 <w:rFonts w:ascii="Times New Roman" w:hAnsi="Times New Roman"/>
                 <w:sz w:val="24"/>
                 <w:szCs w:val="24"/>
-                <w:lang w:val="uz-Cyrl-UZ"/>
-              </w:rPr>
-            </w:pPr>
+                <w:lang w:val="en-US"/>
+              </w:rPr>
+            </w:pPr>
+            <w:r>
+              <w:rPr>
+                <w:rFonts w:ascii="Times New Roman" w:hAnsi="Times New Roman"/>
+                <w:sz w:val="24"/>
+                <w:szCs w:val="24"/>
+                <w:lang w:val="en-US"/>
+              </w:rPr>
+              <w:t>06.2022-07.2022-</w:t>
+            </w:r>
           </w:p>
           <w:p>
             <w:pPr>
@@ -1882,7 +1862,7 @@
                 <w:rFonts w:ascii="Times New Roman" w:hAnsi="Times New Roman"/>
                 <w:sz w:val="24"/>
                 <w:szCs w:val="24"/>
-                <w:lang w:val="uz-Cyrl-UZ"/>
+                <w:lang w:val="en-US"/>
               </w:rPr>
             </w:pPr>
           </w:p>
@@ -1897,6 +1877,65 @@
                 <w:lang w:val="uz-Cyrl-UZ"/>
               </w:rPr>
             </w:pPr>
+          </w:p>
+          <w:p>
+            <w:pPr>
+              <w:spacing w:after="40"/>
+              <w:jc w:val="both"/>
+              <w:rPr>
+                <w:rFonts w:ascii="Times New Roman" w:hAnsi="Times New Roman"/>
+                <w:sz w:val="24"/>
+                <w:szCs w:val="24"/>
+                <w:lang w:val="en-US"/>
+              </w:rPr>
+            </w:pPr>
+            <w:r>
+              <w:rPr>
+                <w:rFonts w:ascii="Times New Roman" w:hAnsi="Times New Roman"/>
+                <w:sz w:val="24"/>
+                <w:szCs w:val="24"/>
+                <w:lang w:val="en-US"/>
+              </w:rPr>
+              <w:t>07.2022-08.2023-</w:t>
+            </w:r>
+          </w:p>
+          <w:p>
+            <w:pPr>
+              <w:spacing w:after="40"/>
+              <w:jc w:val="both"/>
+              <w:rPr>
+                <w:rFonts w:ascii="Times New Roman" w:hAnsi="Times New Roman"/>
+                <w:sz w:val="24"/>
+                <w:szCs w:val="24"/>
+                <w:lang w:val="uz-Cyrl-UZ"/>
+              </w:rPr>
+            </w:pPr>
+          </w:p>
+          <w:p>
+            <w:pPr>
+              <w:spacing w:after="40"/>
+              <w:jc w:val="both"/>
+              <w:rPr>
+                <w:rFonts w:ascii="Times New Roman" w:hAnsi="Times New Roman"/>
+                <w:sz w:val="24"/>
+                <w:szCs w:val="24"/>
+                <w:lang w:val="uz-Cyrl-UZ"/>
+              </w:rPr>
+            </w:pPr>
+          </w:p>
+          <w:p>
+            <w:pPr>
+              <w:spacing w:after="40"/>
+              <w:jc w:val="both"/>
+              <w:rPr>
+                <w:rFonts w:ascii="Times New Roman" w:hAnsi="Times New Roman"/>
+                <w:sz w:val="24"/>
+                <w:szCs w:val="24"/>
+                <w:lang w:val="uz-Cyrl-UZ"/>
+              </w:rPr>
+            </w:pPr>
+            <w:bookmarkStart w:id="0" w:name="_GoBack"/>
+            <w:bookmarkEnd w:id="0"/>
           </w:p>
           <w:p>
             <w:pPr>
@@ -2172,6 +2211,7 @@
                 <w:szCs w:val="24"/>
                 <w:lang w:val="uz-Cyrl-UZ"/>
               </w:rPr>
+              <w:lastRenderedPageBreak/>
               <w:t xml:space="preserve">«Ипотека-банк» акциядорлик тижорат ипотека банки Тошкент шаҳар Меҳнат филиали “Бунёдкор” универсал банк хизматлари маркази Рақамли банкинг бўйича консультант  </w:t>
             </w:r>
           </w:p>
@@ -2243,6 +2283,46 @@
               </w:rPr>
               <w:t>Мудири в.в.б.</w:t>
             </w:r>
+          </w:p>
+          <w:p>
+            <w:pPr>
+              <w:jc w:val="both"/>
+              <w:rPr>
+                <w:rFonts w:ascii="Times New Roman" w:hAnsi="Times New Roman"/>
+                <w:sz w:val="24"/>
+                <w:szCs w:val="24"/>
+                <w:lang w:val="uz-Cyrl-UZ"/>
+              </w:rPr>
+            </w:pPr>
+            <w:r>
+              <w:rPr>
+                <w:rFonts w:ascii="Times New Roman" w:hAnsi="Times New Roman"/>
+                <w:sz w:val="24"/>
+                <w:szCs w:val="24"/>
+                <w:lang w:val="uz-Cyrl-UZ"/>
+              </w:rPr>
+              <w:t xml:space="preserve">«Ипотека-банк» акциядорлик тижорат ипотека банки Тошкент шаҳар Меҳнат филиали “Бунёдкор” универсал банк хизматлари маркази </w:t>
+            </w:r>
+            <w:r>
+              <w:rPr>
+                <w:rFonts w:ascii="Times New Roman" w:hAnsi="Times New Roman"/>
+                <w:sz w:val="24"/>
+                <w:szCs w:val="24"/>
+                <w:lang w:val="uz-Cyrl-UZ"/>
+              </w:rPr>
+              <w:t>Молиявий менеджери.</w:t>
+            </w:r>
+          </w:p>
+          <w:p>
+            <w:pPr>
+              <w:jc w:val="both"/>
+              <w:rPr>
+                <w:rFonts w:ascii="Times New Roman" w:hAnsi="Times New Roman"/>
+                <w:sz w:val="24"/>
+                <w:szCs w:val="24"/>
+                <w:lang w:val="uz-Cyrl-UZ"/>
+              </w:rPr>
+            </w:pPr>
           </w:p>
           <w:p>
             <w:pPr>
@@ -3698,13 +3778,7 @@
               <w:rPr>
                 <w:lang w:val="uz-Cyrl-UZ"/>
               </w:rPr>
-              <w:t xml:space="preserve">етакчи </w:t>
-            </w:r>
-            <w:r>
-              <w:rPr>
-                <w:lang w:val="uz-Cyrl-UZ"/>
-              </w:rPr>
-              <w:t>мутахасиси</w:t>
+              <w:t>бошлиги</w:t>
             </w:r>
           </w:p>
         </w:tc>
@@ -4204,7 +4278,7 @@
 </file>
 
 <file path=word/styles.xml><?xml version="1.0" encoding="utf-8"?>
-<w:styles xmlns:mc="http://schemas.openxmlformats.org/markup-compatibility/2006" xmlns:r="http://schemas.openxmlformats.org/officeDocument/2006/relationships" xmlns:w="http://schemas.openxmlformats.org/wordprocessingml/2006/main" xmlns:w14="http://schemas.microsoft.com/office/word/2010/wordml" xmlns:w15="http://schemas.microsoft.com/office/word/2012/wordml" xmlns:w16cex="http://schemas.microsoft.com/office/word/2018/wordml/cex" xmlns:w16cid="http://schemas.microsoft.com/office/word/2016/wordml/cid" xmlns:w16="http://schemas.microsoft.com/office/word/2018/wordml" xmlns:w16sdtdh="http://schemas.microsoft.com/office/word/2020/wordml/sdtdatahash" xmlns:w16se="http://schemas.microsoft.com/office/word/2015/wordml/symex" mc:Ignorable="w14 w15 w16se w16cid w16 w16cex w16sdtdh">
+<w:styles xmlns:mc="http://schemas.openxmlformats.org/markup-compatibility/2006" xmlns:r="http://schemas.openxmlformats.org/officeDocument/2006/relationships" xmlns:w="http://schemas.openxmlformats.org/wordprocessingml/2006/main" xmlns:w14="http://schemas.microsoft.com/office/word/2010/wordml" xmlns:w15="http://schemas.microsoft.com/office/word/2012/wordml" xmlns:w16cex="http://schemas.microsoft.com/office/word/2018/wordml/cex" xmlns:w16cid="http://schemas.microsoft.com/office/word/2016/wordml/cid" xmlns:w16="http://schemas.microsoft.com/office/word/2018/wordml" xmlns:w16se="http://schemas.microsoft.com/office/word/2015/wordml/symex" mc:Ignorable="w14 w15 w16se w16cid w16 w16cex">
   <w:docDefaults>
     <w:rPrDefault>
       <w:rPr>
